--- a/02 Example project demo/Ru 02 Test IoT Demo/Отчет реального тестирования IoT - 8 сигналов.docx
+++ b/02 Example project demo/Ru 02 Test IoT Demo/Отчет реального тестирования IoT - 8 сигналов.docx
@@ -1123,11 +1123,11 @@
         <w:gridCol w:w="1134"/>
         <w:gridCol w:w="1276"/>
         <w:gridCol w:w="1417"/>
-        <w:gridCol w:w="785"/>
+        <w:gridCol w:w="992"/>
         <w:gridCol w:w="1134"/>
-        <w:gridCol w:w="1417"/>
-        <w:gridCol w:w="844"/>
-        <w:gridCol w:w="1169"/>
+        <w:gridCol w:w="1276"/>
+        <w:gridCol w:w="851"/>
+        <w:gridCol w:w="1096"/>
       </w:tblGrid>
       <w:tr>
         <w:trPr>
@@ -1385,7 +1385,7 @@
         </w:tc>
         <w:tc>
           <w:tcPr>
-            <w:tcW w:w="785" w:type="dxa"/>
+            <w:tcW w:w="992" w:type="dxa"/>
             <w:shd w:val="clear" w:color="auto" w:fill="D9D9D9" w:themeFill="background1" w:themeFillShade="D9"/>
           </w:tcPr>
           <w:p>
@@ -1473,7 +1473,7 @@
         </w:tc>
         <w:tc>
           <w:tcPr>
-            <w:tcW w:w="1417" w:type="dxa"/>
+            <w:tcW w:w="1276" w:type="dxa"/>
             <w:shd w:val="clear" w:color="auto" w:fill="D9D9D9" w:themeFill="background1" w:themeFillShade="D9"/>
           </w:tcPr>
           <w:p>
@@ -1495,15 +1495,7 @@
                 <w:sz w:val="20"/>
                 <w:szCs w:val="20"/>
               </w:rPr>
-              <w:t xml:space="preserve">Предел </w:t>
-            </w:r>
-            <w:r>
-              <w:rPr>
-                <w:b/>
-                <w:sz w:val="20"/>
-                <w:szCs w:val="20"/>
-              </w:rPr>
-              <w:t xml:space="preserve">амплитуды, </w:t>
+              <w:t xml:space="preserve">Предел амплитуды, </w:t>
             </w:r>
             <w:r>
               <w:rPr>
@@ -1518,7 +1510,7 @@
         </w:tc>
         <w:tc>
           <w:tcPr>
-            <w:tcW w:w="844" w:type="dxa"/>
+            <w:tcW w:w="851" w:type="dxa"/>
             <w:shd w:val="clear" w:color="auto" w:fill="D9D9D9" w:themeFill="background1" w:themeFillShade="D9"/>
           </w:tcPr>
           <w:p>
@@ -1569,7 +1561,7 @@
         </w:tc>
         <w:tc>
           <w:tcPr>
-            <w:tcW w:w="1169" w:type="dxa"/>
+            <w:tcW w:w="1096" w:type="dxa"/>
             <w:shd w:val="clear" w:color="auto" w:fill="D9D9D9" w:themeFill="background1" w:themeFillShade="D9"/>
           </w:tcPr>
           <w:p>
@@ -1683,7 +1675,7 @@
         </w:tc>
         <w:tc>
           <w:tcPr>
-            <w:tcW w:w="785" w:type="dxa"/>
+            <w:tcW w:w="992" w:type="dxa"/>
           </w:tcPr>
           <w:p>
             <w:pPr>
@@ -1717,7 +1709,7 @@
         </w:tc>
         <w:tc>
           <w:tcPr>
-            <w:tcW w:w="1417" w:type="dxa"/>
+            <w:tcW w:w="1276" w:type="dxa"/>
           </w:tcPr>
           <w:p>
             <w:pPr>
@@ -1734,7 +1726,7 @@
         </w:tc>
         <w:tc>
           <w:tcPr>
-            <w:tcW w:w="844" w:type="dxa"/>
+            <w:tcW w:w="851" w:type="dxa"/>
           </w:tcPr>
           <w:p>
             <w:pPr>
@@ -1751,7 +1743,7 @@
         </w:tc>
         <w:tc>
           <w:tcPr>
-            <w:tcW w:w="1169" w:type="dxa"/>
+            <w:tcW w:w="1096" w:type="dxa"/>
           </w:tcPr>
           <w:p>
             <w:pPr>
@@ -1858,11 +1850,11 @@
         <w:gridCol w:w="1134"/>
         <w:gridCol w:w="1276"/>
         <w:gridCol w:w="1417"/>
-        <w:gridCol w:w="785"/>
+        <w:gridCol w:w="992"/>
         <w:gridCol w:w="1134"/>
-        <w:gridCol w:w="1417"/>
-        <w:gridCol w:w="844"/>
-        <w:gridCol w:w="1169"/>
+        <w:gridCol w:w="1276"/>
+        <w:gridCol w:w="851"/>
+        <w:gridCol w:w="1096"/>
       </w:tblGrid>
       <w:tr>
         <w:trPr>
@@ -2120,7 +2112,7 @@
         </w:tc>
         <w:tc>
           <w:tcPr>
-            <w:tcW w:w="785" w:type="dxa"/>
+            <w:tcW w:w="992" w:type="dxa"/>
             <w:shd w:val="clear" w:color="auto" w:fill="D9D9D9" w:themeFill="background1" w:themeFillShade="D9"/>
           </w:tcPr>
           <w:p>
@@ -2208,7 +2200,7 @@
         </w:tc>
         <w:tc>
           <w:tcPr>
-            <w:tcW w:w="1417" w:type="dxa"/>
+            <w:tcW w:w="1276" w:type="dxa"/>
             <w:shd w:val="clear" w:color="auto" w:fill="D9D9D9" w:themeFill="background1" w:themeFillShade="D9"/>
           </w:tcPr>
           <w:p>
@@ -2230,15 +2222,7 @@
                 <w:sz w:val="20"/>
                 <w:szCs w:val="20"/>
               </w:rPr>
-              <w:t xml:space="preserve">Предел </w:t>
-            </w:r>
-            <w:r>
-              <w:rPr>
-                <w:b/>
-                <w:sz w:val="20"/>
-                <w:szCs w:val="20"/>
-              </w:rPr>
-              <w:t xml:space="preserve">амплитуды, </w:t>
+              <w:t xml:space="preserve">Предел амплитуды, </w:t>
             </w:r>
             <w:r>
               <w:rPr>
@@ -2253,7 +2237,7 @@
         </w:tc>
         <w:tc>
           <w:tcPr>
-            <w:tcW w:w="844" w:type="dxa"/>
+            <w:tcW w:w="851" w:type="dxa"/>
             <w:shd w:val="clear" w:color="auto" w:fill="D9D9D9" w:themeFill="background1" w:themeFillShade="D9"/>
           </w:tcPr>
           <w:p>
@@ -2304,7 +2288,7 @@
         </w:tc>
         <w:tc>
           <w:tcPr>
-            <w:tcW w:w="1169" w:type="dxa"/>
+            <w:tcW w:w="1096" w:type="dxa"/>
             <w:shd w:val="clear" w:color="auto" w:fill="D9D9D9" w:themeFill="background1" w:themeFillShade="D9"/>
           </w:tcPr>
           <w:p>
@@ -2418,7 +2402,7 @@
         </w:tc>
         <w:tc>
           <w:tcPr>
-            <w:tcW w:w="785" w:type="dxa"/>
+            <w:tcW w:w="992" w:type="dxa"/>
           </w:tcPr>
           <w:p>
             <w:pPr>
@@ -2452,7 +2436,7 @@
         </w:tc>
         <w:tc>
           <w:tcPr>
-            <w:tcW w:w="1417" w:type="dxa"/>
+            <w:tcW w:w="1276" w:type="dxa"/>
           </w:tcPr>
           <w:p>
             <w:pPr>
@@ -2469,7 +2453,7 @@
         </w:tc>
         <w:tc>
           <w:tcPr>
-            <w:tcW w:w="844" w:type="dxa"/>
+            <w:tcW w:w="851" w:type="dxa"/>
           </w:tcPr>
           <w:p>
             <w:pPr>
@@ -2486,7 +2470,7 @@
         </w:tc>
         <w:tc>
           <w:tcPr>
-            <w:tcW w:w="1169" w:type="dxa"/>
+            <w:tcW w:w="1096" w:type="dxa"/>
           </w:tcPr>
           <w:p>
             <w:pPr>
@@ -2599,11 +2583,11 @@
         <w:gridCol w:w="1134"/>
         <w:gridCol w:w="1276"/>
         <w:gridCol w:w="1417"/>
-        <w:gridCol w:w="785"/>
+        <w:gridCol w:w="992"/>
         <w:gridCol w:w="1134"/>
-        <w:gridCol w:w="1417"/>
-        <w:gridCol w:w="844"/>
-        <w:gridCol w:w="1169"/>
+        <w:gridCol w:w="1276"/>
+        <w:gridCol w:w="851"/>
+        <w:gridCol w:w="1096"/>
       </w:tblGrid>
       <w:tr>
         <w:trPr>
@@ -2861,7 +2845,7 @@
         </w:tc>
         <w:tc>
           <w:tcPr>
-            <w:tcW w:w="785" w:type="dxa"/>
+            <w:tcW w:w="992" w:type="dxa"/>
             <w:shd w:val="clear" w:color="auto" w:fill="D9D9D9" w:themeFill="background1" w:themeFillShade="D9"/>
           </w:tcPr>
           <w:p>
@@ -2949,7 +2933,7 @@
         </w:tc>
         <w:tc>
           <w:tcPr>
-            <w:tcW w:w="1417" w:type="dxa"/>
+            <w:tcW w:w="1276" w:type="dxa"/>
             <w:shd w:val="clear" w:color="auto" w:fill="D9D9D9" w:themeFill="background1" w:themeFillShade="D9"/>
           </w:tcPr>
           <w:p>
@@ -2994,7 +2978,7 @@
         </w:tc>
         <w:tc>
           <w:tcPr>
-            <w:tcW w:w="844" w:type="dxa"/>
+            <w:tcW w:w="851" w:type="dxa"/>
             <w:shd w:val="clear" w:color="auto" w:fill="D9D9D9" w:themeFill="background1" w:themeFillShade="D9"/>
           </w:tcPr>
           <w:p>
@@ -3045,7 +3029,7 @@
         </w:tc>
         <w:tc>
           <w:tcPr>
-            <w:tcW w:w="1169" w:type="dxa"/>
+            <w:tcW w:w="1096" w:type="dxa"/>
             <w:shd w:val="clear" w:color="auto" w:fill="D9D9D9" w:themeFill="background1" w:themeFillShade="D9"/>
           </w:tcPr>
           <w:p>
@@ -3159,7 +3143,7 @@
         </w:tc>
         <w:tc>
           <w:tcPr>
-            <w:tcW w:w="785" w:type="dxa"/>
+            <w:tcW w:w="992" w:type="dxa"/>
           </w:tcPr>
           <w:p>
             <w:pPr>
@@ -3193,7 +3177,7 @@
         </w:tc>
         <w:tc>
           <w:tcPr>
-            <w:tcW w:w="1417" w:type="dxa"/>
+            <w:tcW w:w="1276" w:type="dxa"/>
           </w:tcPr>
           <w:p>
             <w:pPr>
@@ -3210,7 +3194,7 @@
         </w:tc>
         <w:tc>
           <w:tcPr>
-            <w:tcW w:w="844" w:type="dxa"/>
+            <w:tcW w:w="851" w:type="dxa"/>
           </w:tcPr>
           <w:p>
             <w:pPr>
@@ -3227,7 +3211,7 @@
         </w:tc>
         <w:tc>
           <w:tcPr>
-            <w:tcW w:w="1169" w:type="dxa"/>
+            <w:tcW w:w="1096" w:type="dxa"/>
           </w:tcPr>
           <w:p>
             <w:pPr>
@@ -3334,11 +3318,11 @@
         <w:gridCol w:w="1134"/>
         <w:gridCol w:w="1276"/>
         <w:gridCol w:w="1417"/>
-        <w:gridCol w:w="785"/>
+        <w:gridCol w:w="992"/>
         <w:gridCol w:w="1134"/>
-        <w:gridCol w:w="1417"/>
-        <w:gridCol w:w="844"/>
-        <w:gridCol w:w="1169"/>
+        <w:gridCol w:w="1276"/>
+        <w:gridCol w:w="851"/>
+        <w:gridCol w:w="1096"/>
       </w:tblGrid>
       <w:tr>
         <w:trPr>
@@ -3596,7 +3580,7 @@
         </w:tc>
         <w:tc>
           <w:tcPr>
-            <w:tcW w:w="785" w:type="dxa"/>
+            <w:tcW w:w="992" w:type="dxa"/>
             <w:shd w:val="clear" w:color="auto" w:fill="D9D9D9" w:themeFill="background1" w:themeFillShade="D9"/>
           </w:tcPr>
           <w:p>
@@ -3684,7 +3668,7 @@
         </w:tc>
         <w:tc>
           <w:tcPr>
-            <w:tcW w:w="1417" w:type="dxa"/>
+            <w:tcW w:w="1276" w:type="dxa"/>
             <w:shd w:val="clear" w:color="auto" w:fill="D9D9D9" w:themeFill="background1" w:themeFillShade="D9"/>
           </w:tcPr>
           <w:p>
@@ -3706,15 +3690,7 @@
                 <w:sz w:val="20"/>
                 <w:szCs w:val="20"/>
               </w:rPr>
-              <w:t xml:space="preserve">Предел </w:t>
-            </w:r>
-            <w:r>
-              <w:rPr>
-                <w:b/>
-                <w:sz w:val="20"/>
-                <w:szCs w:val="20"/>
-              </w:rPr>
-              <w:t xml:space="preserve">амплитуды, </w:t>
+              <w:t xml:space="preserve">Предел амплитуды, </w:t>
             </w:r>
             <w:r>
               <w:rPr>
@@ -3729,7 +3705,7 @@
         </w:tc>
         <w:tc>
           <w:tcPr>
-            <w:tcW w:w="844" w:type="dxa"/>
+            <w:tcW w:w="851" w:type="dxa"/>
             <w:shd w:val="clear" w:color="auto" w:fill="D9D9D9" w:themeFill="background1" w:themeFillShade="D9"/>
           </w:tcPr>
           <w:p>
@@ -3780,7 +3756,7 @@
         </w:tc>
         <w:tc>
           <w:tcPr>
-            <w:tcW w:w="1169" w:type="dxa"/>
+            <w:tcW w:w="1096" w:type="dxa"/>
             <w:shd w:val="clear" w:color="auto" w:fill="D9D9D9" w:themeFill="background1" w:themeFillShade="D9"/>
           </w:tcPr>
           <w:p>
@@ -3894,7 +3870,7 @@
         </w:tc>
         <w:tc>
           <w:tcPr>
-            <w:tcW w:w="785" w:type="dxa"/>
+            <w:tcW w:w="992" w:type="dxa"/>
           </w:tcPr>
           <w:p>
             <w:pPr>
@@ -3928,7 +3904,7 @@
         </w:tc>
         <w:tc>
           <w:tcPr>
-            <w:tcW w:w="1417" w:type="dxa"/>
+            <w:tcW w:w="1276" w:type="dxa"/>
           </w:tcPr>
           <w:p>
             <w:pPr>
@@ -3945,7 +3921,7 @@
         </w:tc>
         <w:tc>
           <w:tcPr>
-            <w:tcW w:w="844" w:type="dxa"/>
+            <w:tcW w:w="851" w:type="dxa"/>
           </w:tcPr>
           <w:p>
             <w:pPr>
@@ -3962,7 +3938,7 @@
         </w:tc>
         <w:tc>
           <w:tcPr>
-            <w:tcW w:w="1169" w:type="dxa"/>
+            <w:tcW w:w="1096" w:type="dxa"/>
           </w:tcPr>
           <w:p>
             <w:pPr>
